--- a/Instructivo_Conexion_SharePoint_SAC.docx
+++ b/Instructivo_Conexion_SharePoint_SAC.docx
@@ -1749,6 +1749,90 @@
         <w:t>Procedimiento</w:t>
       </w:r>
     </w:p>
+    <w:tbl>
+      <w:tblPr>
+        <w:tblStyle w:val="TableGrid"/>
+        <w:tblW w:type="auto" w:w="0"/>
+        <w:jc w:val="center"/>
+        <w:tblLayout w:type="fixed"/>
+        <w:tblLook w:firstColumn="1" w:firstRow="1" w:lastColumn="0" w:lastRow="0" w:noHBand="0" w:noVBand="1" w:val="04A0"/>
+        <w:tblLayout w:type="fixed"/>
+        <w:tblBorders>
+          <w:top w:val="single" w:sz="8" w:space="0" w:color="2E5496"/>
+          <w:left w:val="single" w:sz="8" w:space="0" w:color="2E5496"/>
+          <w:bottom w:val="single" w:sz="8" w:space="0" w:color="2E5496"/>
+          <w:right w:val="single" w:sz="8" w:space="0" w:color="2E5496"/>
+          <w:insideH w:val="single" w:sz="8" w:space="0" w:color="2E5496"/>
+          <w:insideV w:val="single" w:sz="8" w:space="0" w:color="2E5496"/>
+        </w:tblBorders>
+      </w:tblPr>
+      <w:tblGrid>
+        <w:gridCol w:w="9506"/>
+      </w:tblGrid>
+      <w:tr>
+        <w:tc>
+          <w:tcPr>
+            <w:tcW w:type="dxa" w:w="9504"/>
+            <w:shd w:val="clear" w:color="auto" w:fill="2E5496"/>
+            <w:vAlign w:val="center"/>
+            <w:tcMar>
+              <w:top w:w="50" w:type="dxa"/>
+              <w:bottom w:w="50" w:type="dxa"/>
+              <w:start w:w="80" w:type="dxa"/>
+              <w:end w:w="80" w:type="dxa"/>
+            </w:tcMar>
+          </w:tcPr>
+          <w:p>
+            <w:pPr>
+              <w:spacing w:after="20" w:before="20"/>
+              <w:jc w:val="left"/>
+            </w:pPr>
+            <w:r>
+              <w:rPr>
+                <w:rFonts w:ascii="Arial" w:hAnsi="Arial"/>
+                <w:b/>
+                <w:i w:val="0"/>
+                <w:color w:val="FFFFFF"/>
+                <w:sz w:val="18"/>
+              </w:rPr>
+              <w:t>●  Sobre las figuras de este apartado</w:t>
+            </w:r>
+          </w:p>
+        </w:tc>
+      </w:tr>
+      <w:tr>
+        <w:tc>
+          <w:tcPr>
+            <w:tcW w:type="dxa" w:w="9504"/>
+            <w:shd w:val="clear" w:color="auto" w:fill="EAF1FB"/>
+            <w:vAlign w:val="center"/>
+            <w:tcMar>
+              <w:top w:w="60" w:type="dxa"/>
+              <w:bottom w:w="60" w:type="dxa"/>
+              <w:start w:w="80" w:type="dxa"/>
+              <w:end w:w="80" w:type="dxa"/>
+            </w:tcMar>
+          </w:tcPr>
+          <w:p>
+            <w:pPr>
+              <w:spacing w:after="40" w:before="0"/>
+            </w:pPr>
+            <w:r>
+              <w:rPr>
+                <w:rFonts w:ascii="Arial" w:hAnsi="Arial"/>
+                <w:sz w:val="17"/>
+              </w:rPr>
+              <w:t>Las imágenes son ilustraciones esquemáticas de las pantallas (wireframes), no capturas reales. Los rótulos numerados corresponden a los pasos de la tabla de cada fase. La interfaz real de SAP puede variar según la versión.</w:t>
+            </w:r>
+          </w:p>
+        </w:tc>
+      </w:tr>
+    </w:tbl>
+    <w:p>
+      <w:pPr>
+        <w:spacing w:after="120" w:before="0"/>
+      </w:pPr>
+    </w:p>
     <w:p>
       <w:pPr>
         <w:pStyle w:val="Heading2"/>
@@ -2396,6 +2480,61 @@
     </w:p>
     <w:p>
       <w:pPr>
+        <w:spacing w:before="120" w:after="40"/>
+        <w:jc w:val="center"/>
+      </w:pPr>
+      <w:r>
+        <w:drawing>
+          <wp:inline>
+            <wp:extent cx="6035040" cy="4193199"/>
+            <wp:docPr id="4" name="Picture 4"/>
+            <wp:cNvGraphicFramePr>
+              <a:graphicFrameLocks noChangeAspect="1"/>
+            </wp:cNvGraphicFramePr>
+            <a:graphic>
+              <a:graphicData uri="http://schemas.openxmlformats.org/drawingml/2006/picture">
+                <pic:pic>
+                  <pic:nvPicPr>
+                    <pic:cNvPr id="0" name="paso1_sac_openconnectors.png"/>
+                    <pic:cNvPicPr/>
+                  </pic:nvPicPr>
+                  <pic:blipFill>
+                    <a:blip r:embed="rId28"/>
+                    <a:stretch>
+                      <a:fillRect/>
+                    </a:stretch>
+                  </pic:blipFill>
+                  <pic:spPr>
+                    <a:xfrm>
+                      <a:off x="0" y="0"/>
+                      <a:ext cx="6035040" cy="4193199"/>
+                    </a:xfrm>
+                    <a:prstGeom prst="rect"/>
+                  </pic:spPr>
+                </pic:pic>
+              </a:graphicData>
+            </a:graphic>
+          </wp:inline>
+        </w:drawing>
+      </w:r>
+    </w:p>
+    <w:p>
+      <w:pPr>
+        <w:spacing w:after="200"/>
+        <w:jc w:val="center"/>
+      </w:pPr>
+      <w:r>
+        <w:rPr>
+          <w:rFonts w:ascii="Arial" w:hAnsi="Arial"/>
+          <w:i/>
+          <w:color w:val="595959"/>
+          <w:sz w:val="17"/>
+        </w:rPr>
+        <w:t>Figura 2. Ilustración esquemática — integración de Open Connectors en SAP Analytics Cloud (los números corresponden a los pasos).</w:t>
+      </w:r>
+    </w:p>
+    <w:p>
+      <w:pPr>
         <w:pStyle w:val="Heading2"/>
         <w:keepNext/>
         <w:spacing w:before="200" w:after="80"/>
@@ -2953,6 +3092,61 @@
         <w:spacing w:after="80" w:before="0"/>
       </w:pPr>
     </w:p>
+    <w:p>
+      <w:pPr>
+        <w:spacing w:before="120" w:after="40"/>
+        <w:jc w:val="center"/>
+      </w:pPr>
+      <w:r>
+        <w:drawing>
+          <wp:inline>
+            <wp:extent cx="6035040" cy="4193199"/>
+            <wp:docPr id="5" name="Picture 5"/>
+            <wp:cNvGraphicFramePr>
+              <a:graphicFrameLocks noChangeAspect="1"/>
+            </wp:cNvGraphicFramePr>
+            <a:graphic>
+              <a:graphicData uri="http://schemas.openxmlformats.org/drawingml/2006/picture">
+                <pic:pic>
+                  <pic:nvPicPr>
+                    <pic:cNvPr id="0" name="paso2a_azure_appreg.png"/>
+                    <pic:cNvPicPr/>
+                  </pic:nvPicPr>
+                  <pic:blipFill>
+                    <a:blip r:embed="rId29"/>
+                    <a:stretch>
+                      <a:fillRect/>
+                    </a:stretch>
+                  </pic:blipFill>
+                  <pic:spPr>
+                    <a:xfrm>
+                      <a:off x="0" y="0"/>
+                      <a:ext cx="6035040" cy="4193199"/>
+                    </a:xfrm>
+                    <a:prstGeom prst="rect"/>
+                  </pic:spPr>
+                </pic:pic>
+              </a:graphicData>
+            </a:graphic>
+          </wp:inline>
+        </w:drawing>
+      </w:r>
+    </w:p>
+    <w:p>
+      <w:pPr>
+        <w:spacing w:after="200"/>
+        <w:jc w:val="center"/>
+      </w:pPr>
+      <w:r>
+        <w:rPr>
+          <w:rFonts w:ascii="Arial" w:hAnsi="Arial"/>
+          <w:i/>
+          <w:color w:val="595959"/>
+          <w:sz w:val="17"/>
+        </w:rPr>
+        <w:t>Figura 3. Ilustración esquemática — registro de la aplicación en Azure (Microsoft Entra ID) (los números corresponden a los pasos).</w:t>
+      </w:r>
+    </w:p>
     <w:tbl>
       <w:tblPr>
         <w:tblStyle w:val="TableGrid"/>
@@ -3036,6 +3230,61 @@
       <w:pPr>
         <w:spacing w:after="120" w:before="0"/>
       </w:pPr>
+    </w:p>
+    <w:p>
+      <w:pPr>
+        <w:spacing w:before="120" w:after="40"/>
+        <w:jc w:val="center"/>
+      </w:pPr>
+      <w:r>
+        <w:drawing>
+          <wp:inline>
+            <wp:extent cx="6035040" cy="4193199"/>
+            <wp:docPr id="6" name="Picture 6"/>
+            <wp:cNvGraphicFramePr>
+              <a:graphicFrameLocks noChangeAspect="1"/>
+            </wp:cNvGraphicFramePr>
+            <a:graphic>
+              <a:graphicData uri="http://schemas.openxmlformats.org/drawingml/2006/picture">
+                <pic:pic>
+                  <pic:nvPicPr>
+                    <pic:cNvPr id="0" name="paso2b_azure_secret.png"/>
+                    <pic:cNvPicPr/>
+                  </pic:nvPicPr>
+                  <pic:blipFill>
+                    <a:blip r:embed="rId30"/>
+                    <a:stretch>
+                      <a:fillRect/>
+                    </a:stretch>
+                  </pic:blipFill>
+                  <pic:spPr>
+                    <a:xfrm>
+                      <a:off x="0" y="0"/>
+                      <a:ext cx="6035040" cy="4193199"/>
+                    </a:xfrm>
+                    <a:prstGeom prst="rect"/>
+                  </pic:spPr>
+                </pic:pic>
+              </a:graphicData>
+            </a:graphic>
+          </wp:inline>
+        </w:drawing>
+      </w:r>
+    </w:p>
+    <w:p>
+      <w:pPr>
+        <w:spacing w:after="200"/>
+        <w:jc w:val="center"/>
+      </w:pPr>
+      <w:r>
+        <w:rPr>
+          <w:rFonts w:ascii="Arial" w:hAnsi="Arial"/>
+          <w:i/>
+          <w:color w:val="595959"/>
+          <w:sz w:val="17"/>
+        </w:rPr>
+        <w:t>Figura 4. Ilustración esquemática — generación del Client Secret en Azure (los números corresponden a los pasos).</w:t>
+      </w:r>
     </w:p>
     <w:p>
       <w:pPr>
@@ -3875,6 +4124,61 @@
     </w:p>
     <w:p>
       <w:pPr>
+        <w:spacing w:before="120" w:after="40"/>
+        <w:jc w:val="center"/>
+      </w:pPr>
+      <w:r>
+        <w:drawing>
+          <wp:inline>
+            <wp:extent cx="6035040" cy="4193199"/>
+            <wp:docPr id="7" name="Picture 7"/>
+            <wp:cNvGraphicFramePr>
+              <a:graphicFrameLocks noChangeAspect="1"/>
+            </wp:cNvGraphicFramePr>
+            <a:graphic>
+              <a:graphicData uri="http://schemas.openxmlformats.org/drawingml/2006/picture">
+                <pic:pic>
+                  <pic:nvPicPr>
+                    <pic:cNvPr id="0" name="paso3_openconnectors_instance.png"/>
+                    <pic:cNvPicPr/>
+                  </pic:nvPicPr>
+                  <pic:blipFill>
+                    <a:blip r:embed="rId31"/>
+                    <a:stretch>
+                      <a:fillRect/>
+                    </a:stretch>
+                  </pic:blipFill>
+                  <pic:spPr>
+                    <a:xfrm>
+                      <a:off x="0" y="0"/>
+                      <a:ext cx="6035040" cy="4193199"/>
+                    </a:xfrm>
+                    <a:prstGeom prst="rect"/>
+                  </pic:spPr>
+                </pic:pic>
+              </a:graphicData>
+            </a:graphic>
+          </wp:inline>
+        </w:drawing>
+      </w:r>
+    </w:p>
+    <w:p>
+      <w:pPr>
+        <w:spacing w:after="200"/>
+        <w:jc w:val="center"/>
+      </w:pPr>
+      <w:r>
+        <w:rPr>
+          <w:rFonts w:ascii="Arial" w:hAnsi="Arial"/>
+          <w:i/>
+          <w:color w:val="595959"/>
+          <w:sz w:val="17"/>
+        </w:rPr>
+        <w:t>Figura 5. Ilustración esquemática — instancia del conector SharePoint en Open Connectors (los números corresponden a los pasos).</w:t>
+      </w:r>
+    </w:p>
+    <w:p>
+      <w:pPr>
         <w:pStyle w:val="Heading2"/>
         <w:keepNext/>
         <w:spacing w:before="200" w:after="80"/>
@@ -4942,6 +5246,61 @@
     </w:p>
     <w:p>
       <w:pPr>
+        <w:spacing w:before="120" w:after="40"/>
+        <w:jc w:val="center"/>
+      </w:pPr>
+      <w:r>
+        <w:drawing>
+          <wp:inline>
+            <wp:extent cx="6035040" cy="4723374"/>
+            <wp:docPr id="8" name="Picture 8"/>
+            <wp:cNvGraphicFramePr>
+              <a:graphicFrameLocks noChangeAspect="1"/>
+            </wp:cNvGraphicFramePr>
+            <a:graphic>
+              <a:graphicData uri="http://schemas.openxmlformats.org/drawingml/2006/picture">
+                <pic:pic>
+                  <pic:nvPicPr>
+                    <pic:cNvPr id="0" name="paso4_sac_conexion.png"/>
+                    <pic:cNvPicPr/>
+                  </pic:nvPicPr>
+                  <pic:blipFill>
+                    <a:blip r:embed="rId32"/>
+                    <a:stretch>
+                      <a:fillRect/>
+                    </a:stretch>
+                  </pic:blipFill>
+                  <pic:spPr>
+                    <a:xfrm>
+                      <a:off x="0" y="0"/>
+                      <a:ext cx="6035040" cy="4723374"/>
+                    </a:xfrm>
+                    <a:prstGeom prst="rect"/>
+                  </pic:spPr>
+                </pic:pic>
+              </a:graphicData>
+            </a:graphic>
+          </wp:inline>
+        </w:drawing>
+      </w:r>
+    </w:p>
+    <w:p>
+      <w:pPr>
+        <w:spacing w:after="200"/>
+        <w:jc w:val="center"/>
+      </w:pPr>
+      <w:r>
+        <w:rPr>
+          <w:rFonts w:ascii="Arial" w:hAnsi="Arial"/>
+          <w:i/>
+          <w:color w:val="595959"/>
+          <w:sz w:val="17"/>
+        </w:rPr>
+        <w:t>Figura 6. Ilustración esquemática — conexión de importación a SharePoint en SAP Analytics Cloud (los números corresponden a los pasos).</w:t>
+      </w:r>
+    </w:p>
+    <w:p>
+      <w:pPr>
         <w:pStyle w:val="Heading2"/>
         <w:keepNext/>
         <w:spacing w:before="200" w:after="80"/>
@@ -5400,6 +5759,61 @@
       <w:pPr>
         <w:spacing w:after="80" w:before="0"/>
       </w:pPr>
+    </w:p>
+    <w:p>
+      <w:pPr>
+        <w:spacing w:before="120" w:after="40"/>
+        <w:jc w:val="center"/>
+      </w:pPr>
+      <w:r>
+        <w:drawing>
+          <wp:inline>
+            <wp:extent cx="6035040" cy="4193199"/>
+            <wp:docPr id="9" name="Picture 9"/>
+            <wp:cNvGraphicFramePr>
+              <a:graphicFrameLocks noChangeAspect="1"/>
+            </wp:cNvGraphicFramePr>
+            <a:graphic>
+              <a:graphicData uri="http://schemas.openxmlformats.org/drawingml/2006/picture">
+                <pic:pic>
+                  <pic:nvPicPr>
+                    <pic:cNvPr id="0" name="paso5_sac_importar.png"/>
+                    <pic:cNvPicPr/>
+                  </pic:nvPicPr>
+                  <pic:blipFill>
+                    <a:blip r:embed="rId33"/>
+                    <a:stretch>
+                      <a:fillRect/>
+                    </a:stretch>
+                  </pic:blipFill>
+                  <pic:spPr>
+                    <a:xfrm>
+                      <a:off x="0" y="0"/>
+                      <a:ext cx="6035040" cy="4193199"/>
+                    </a:xfrm>
+                    <a:prstGeom prst="rect"/>
+                  </pic:spPr>
+                </pic:pic>
+              </a:graphicData>
+            </a:graphic>
+          </wp:inline>
+        </w:drawing>
+      </w:r>
+    </w:p>
+    <w:p>
+      <w:pPr>
+        <w:spacing w:after="200"/>
+        <w:jc w:val="center"/>
+      </w:pPr>
+      <w:r>
+        <w:rPr>
+          <w:rFonts w:ascii="Arial" w:hAnsi="Arial"/>
+          <w:i/>
+          <w:color w:val="595959"/>
+          <w:sz w:val="17"/>
+        </w:rPr>
+        <w:t>Figura 7. Ilustración esquemática — adquisición e importación de datos en SAP Analytics Cloud (los números corresponden a los pasos).</w:t>
+      </w:r>
     </w:p>
     <w:p>
       <w:pPr>
